--- a/Documentação/Roteiro de Fases/Fase 2.3.docx
+++ b/Documentação/Roteiro de Fases/Fase 2.3.docx
@@ -825,7 +825,19 @@
         <w:rPr>
           <w:rFonts w:ascii="Arial" w:eastAsia="Arial" w:hAnsi="Arial" w:cs="Arial"/>
         </w:rPr>
-        <w:t>Na margem do lago ao entardecer, Corvan segura o Gorget de Cobre com os dois mãos, olhando para o horizonte infinito do Lago Superior. A névoa volta suavemente sobre a água. Não há destruição visível, não há cicatrizes na paisagem — esta é a única fase da série norte-americana sem dano ambiental evidente, e esse contraste é intencional. Uma pequena animação mostra o Gorget viajando por uma linha de comércio nativa através do mapa, chegando até a Flórida e ao México.</w:t>
+        <w:t xml:space="preserve">Na margem do lago ao </w:t>
+      </w:r>
+      <w:r>
+        <w:rPr>
+          <w:rFonts w:ascii="Arial" w:eastAsia="Arial" w:hAnsi="Arial" w:cs="Arial"/>
+        </w:rPr>
+        <w:t>amanhecer</w:t>
+      </w:r>
+      <w:r>
+        <w:rPr>
+          <w:rFonts w:ascii="Arial" w:eastAsia="Arial" w:hAnsi="Arial" w:cs="Arial"/>
+        </w:rPr>
+        <w:t>, Corvan segura o Gorget de Cobre com os dois mãos, olhando para o horizonte infinito do Lago Superior. A névoa volta suavemente sobre a água. Não há destruição visível, não há cicatrizes na paisagem — esta é a única fase da série norte-americana sem dano ambiental evidente, e esse contraste é intencional. Uma pequena animação mostra o Gorget viajando por uma linha de comércio nativa através do mapa, chegando até a Flórida e ao México.</w:t>
       </w:r>
     </w:p>
     <w:p>
@@ -921,19 +933,13 @@
         <w:tblLook w:val="04A0" w:firstRow="1" w:lastRow="0" w:firstColumn="1" w:lastColumn="0" w:noHBand="0" w:noVBand="1"/>
       </w:tblPr>
       <w:tblGrid>
-        <w:gridCol w:w="4680"/>
-        <w:gridCol w:w="4680"/>
+        <w:gridCol w:w="3543"/>
+        <w:gridCol w:w="5817"/>
       </w:tblGrid>
       <w:tr>
-        <w:tblPrEx>
-          <w:tblCellMar>
-            <w:top w:w="0" w:type="dxa"/>
-            <w:bottom w:w="0" w:type="dxa"/>
-          </w:tblCellMar>
-        </w:tblPrEx>
         <w:tc>
           <w:tcPr>
-            <w:tcW w:w="4680" w:type="dxa"/>
+            <w:tcW w:w="3543" w:type="dxa"/>
             <w:tcBorders>
               <w:top w:val="single" w:sz="1" w:space="0" w:color="CCCCCC"/>
               <w:left w:val="single" w:sz="1" w:space="0" w:color="CCCCCC"/>
@@ -961,7 +967,7 @@
         </w:tc>
         <w:tc>
           <w:tcPr>
-            <w:tcW w:w="4680" w:type="dxa"/>
+            <w:tcW w:w="5817" w:type="dxa"/>
             <w:tcBorders>
               <w:top w:val="single" w:sz="1" w:space="0" w:color="CCCCCC"/>
               <w:left w:val="single" w:sz="1" w:space="0" w:color="CCCCCC"/>
@@ -989,15 +995,9 @@
         </w:tc>
       </w:tr>
       <w:tr>
-        <w:tblPrEx>
-          <w:tblCellMar>
-            <w:top w:w="0" w:type="dxa"/>
-            <w:bottom w:w="0" w:type="dxa"/>
-          </w:tblCellMar>
-        </w:tblPrEx>
         <w:tc>
           <w:tcPr>
-            <w:tcW w:w="4680" w:type="dxa"/>
+            <w:tcW w:w="3543" w:type="dxa"/>
             <w:tcBorders>
               <w:top w:val="single" w:sz="1" w:space="0" w:color="CCCCCC"/>
               <w:left w:val="single" w:sz="1" w:space="0" w:color="CCCCCC"/>
@@ -1027,7 +1027,7 @@
         </w:tc>
         <w:tc>
           <w:tcPr>
-            <w:tcW w:w="4680" w:type="dxa"/>
+            <w:tcW w:w="5817" w:type="dxa"/>
             <w:tcBorders>
               <w:top w:val="single" w:sz="1" w:space="0" w:color="CCCCCC"/>
               <w:left w:val="single" w:sz="1" w:space="0" w:color="CCCCCC"/>
@@ -1045,19 +1045,16 @@
             <w:pPr>
               <w:spacing w:after="100"/>
             </w:pPr>
+            <w:r>
+              <w:t>OK</w:t>
+            </w:r>
           </w:p>
         </w:tc>
       </w:tr>
       <w:tr>
-        <w:tblPrEx>
-          <w:tblCellMar>
-            <w:top w:w="0" w:type="dxa"/>
-            <w:bottom w:w="0" w:type="dxa"/>
-          </w:tblCellMar>
-        </w:tblPrEx>
         <w:tc>
           <w:tcPr>
-            <w:tcW w:w="4680" w:type="dxa"/>
+            <w:tcW w:w="3543" w:type="dxa"/>
             <w:tcBorders>
               <w:top w:val="single" w:sz="1" w:space="0" w:color="CCCCCC"/>
               <w:left w:val="single" w:sz="1" w:space="0" w:color="CCCCCC"/>
@@ -1087,7 +1084,7 @@
         </w:tc>
         <w:tc>
           <w:tcPr>
-            <w:tcW w:w="4680" w:type="dxa"/>
+            <w:tcW w:w="5817" w:type="dxa"/>
             <w:tcBorders>
               <w:top w:val="single" w:sz="1" w:space="0" w:color="CCCCCC"/>
               <w:left w:val="single" w:sz="1" w:space="0" w:color="CCCCCC"/>
@@ -1105,19 +1102,16 @@
             <w:pPr>
               <w:spacing w:after="100"/>
             </w:pPr>
+            <w:r>
+              <w:t>OK</w:t>
+            </w:r>
           </w:p>
         </w:tc>
       </w:tr>
       <w:tr>
-        <w:tblPrEx>
-          <w:tblCellMar>
-            <w:top w:w="0" w:type="dxa"/>
-            <w:bottom w:w="0" w:type="dxa"/>
-          </w:tblCellMar>
-        </w:tblPrEx>
         <w:tc>
           <w:tcPr>
-            <w:tcW w:w="4680" w:type="dxa"/>
+            <w:tcW w:w="3543" w:type="dxa"/>
             <w:tcBorders>
               <w:top w:val="single" w:sz="1" w:space="0" w:color="CCCCCC"/>
               <w:left w:val="single" w:sz="1" w:space="0" w:color="CCCCCC"/>
@@ -1147,7 +1141,7 @@
         </w:tc>
         <w:tc>
           <w:tcPr>
-            <w:tcW w:w="4680" w:type="dxa"/>
+            <w:tcW w:w="5817" w:type="dxa"/>
             <w:tcBorders>
               <w:top w:val="single" w:sz="1" w:space="0" w:color="CCCCCC"/>
               <w:left w:val="single" w:sz="1" w:space="0" w:color="CCCCCC"/>
@@ -1165,19 +1159,16 @@
             <w:pPr>
               <w:spacing w:after="100"/>
             </w:pPr>
+            <w:r>
+              <w:t>OK</w:t>
+            </w:r>
           </w:p>
         </w:tc>
       </w:tr>
       <w:tr>
-        <w:tblPrEx>
-          <w:tblCellMar>
-            <w:top w:w="0" w:type="dxa"/>
-            <w:bottom w:w="0" w:type="dxa"/>
-          </w:tblCellMar>
-        </w:tblPrEx>
         <w:tc>
           <w:tcPr>
-            <w:tcW w:w="4680" w:type="dxa"/>
+            <w:tcW w:w="3543" w:type="dxa"/>
             <w:tcBorders>
               <w:top w:val="single" w:sz="1" w:space="0" w:color="CCCCCC"/>
               <w:left w:val="single" w:sz="1" w:space="0" w:color="CCCCCC"/>
@@ -1208,7 +1199,7 @@
         </w:tc>
         <w:tc>
           <w:tcPr>
-            <w:tcW w:w="4680" w:type="dxa"/>
+            <w:tcW w:w="5817" w:type="dxa"/>
             <w:tcBorders>
               <w:top w:val="single" w:sz="1" w:space="0" w:color="CCCCCC"/>
               <w:left w:val="single" w:sz="1" w:space="0" w:color="CCCCCC"/>
@@ -1226,19 +1217,16 @@
             <w:pPr>
               <w:spacing w:after="100"/>
             </w:pPr>
+            <w:r>
+              <w:t>OK</w:t>
+            </w:r>
           </w:p>
         </w:tc>
       </w:tr>
       <w:tr>
-        <w:tblPrEx>
-          <w:tblCellMar>
-            <w:top w:w="0" w:type="dxa"/>
-            <w:bottom w:w="0" w:type="dxa"/>
-          </w:tblCellMar>
-        </w:tblPrEx>
         <w:tc>
           <w:tcPr>
-            <w:tcW w:w="4680" w:type="dxa"/>
+            <w:tcW w:w="3543" w:type="dxa"/>
             <w:tcBorders>
               <w:top w:val="single" w:sz="1" w:space="0" w:color="CCCCCC"/>
               <w:left w:val="single" w:sz="1" w:space="0" w:color="CCCCCC"/>
@@ -1268,7 +1256,7 @@
         </w:tc>
         <w:tc>
           <w:tcPr>
-            <w:tcW w:w="4680" w:type="dxa"/>
+            <w:tcW w:w="5817" w:type="dxa"/>
             <w:tcBorders>
               <w:top w:val="single" w:sz="1" w:space="0" w:color="CCCCCC"/>
               <w:left w:val="single" w:sz="1" w:space="0" w:color="CCCCCC"/>
@@ -1286,19 +1274,16 @@
             <w:pPr>
               <w:spacing w:after="100"/>
             </w:pPr>
+            <w:r>
+              <w:t>OK - Usar como referência apenas, construir em html</w:t>
+            </w:r>
           </w:p>
         </w:tc>
       </w:tr>
       <w:tr>
-        <w:tblPrEx>
-          <w:tblCellMar>
-            <w:top w:w="0" w:type="dxa"/>
-            <w:bottom w:w="0" w:type="dxa"/>
-          </w:tblCellMar>
-        </w:tblPrEx>
         <w:tc>
           <w:tcPr>
-            <w:tcW w:w="4680" w:type="dxa"/>
+            <w:tcW w:w="3543" w:type="dxa"/>
             <w:tcBorders>
               <w:top w:val="single" w:sz="1" w:space="0" w:color="CCCCCC"/>
               <w:left w:val="single" w:sz="1" w:space="0" w:color="CCCCCC"/>
@@ -1328,7 +1313,7 @@
         </w:tc>
         <w:tc>
           <w:tcPr>
-            <w:tcW w:w="4680" w:type="dxa"/>
+            <w:tcW w:w="5817" w:type="dxa"/>
             <w:tcBorders>
               <w:top w:val="single" w:sz="1" w:space="0" w:color="CCCCCC"/>
               <w:left w:val="single" w:sz="1" w:space="0" w:color="CCCCCC"/>
@@ -1346,19 +1331,16 @@
             <w:pPr>
               <w:spacing w:after="100"/>
             </w:pPr>
+            <w:r>
+              <w:t>OK - Usar como referência apenas, construir em html</w:t>
+            </w:r>
           </w:p>
         </w:tc>
       </w:tr>
       <w:tr>
-        <w:tblPrEx>
-          <w:tblCellMar>
-            <w:top w:w="0" w:type="dxa"/>
-            <w:bottom w:w="0" w:type="dxa"/>
-          </w:tblCellMar>
-        </w:tblPrEx>
         <w:tc>
           <w:tcPr>
-            <w:tcW w:w="4680" w:type="dxa"/>
+            <w:tcW w:w="3543" w:type="dxa"/>
             <w:tcBorders>
               <w:top w:val="single" w:sz="1" w:space="0" w:color="CCCCCC"/>
               <w:left w:val="single" w:sz="1" w:space="0" w:color="CCCCCC"/>
@@ -1381,6 +1363,8 @@
                 <w:rFonts w:ascii="Arial" w:eastAsia="Arial" w:hAnsi="Arial" w:cs="Arial"/>
                 <w:b/>
                 <w:bCs/>
+                <w:sz w:val="20"/>
+                <w:szCs w:val="20"/>
               </w:rPr>
               <w:t>Escopro de Cobre (Copper Chisel)</w:t>
             </w:r>
@@ -1388,7 +1372,7 @@
         </w:tc>
         <w:tc>
           <w:tcPr>
-            <w:tcW w:w="4680" w:type="dxa"/>
+            <w:tcW w:w="5817" w:type="dxa"/>
             <w:tcBorders>
               <w:top w:val="single" w:sz="1" w:space="0" w:color="CCCCCC"/>
               <w:left w:val="single" w:sz="1" w:space="0" w:color="CCCCCC"/>
@@ -1406,19 +1390,16 @@
             <w:pPr>
               <w:spacing w:after="100"/>
             </w:pPr>
+            <w:r>
+              <w:t>OK - Usar como referência apenas, construir em html</w:t>
+            </w:r>
           </w:p>
         </w:tc>
       </w:tr>
       <w:tr>
-        <w:tblPrEx>
-          <w:tblCellMar>
-            <w:top w:w="0" w:type="dxa"/>
-            <w:bottom w:w="0" w:type="dxa"/>
-          </w:tblCellMar>
-        </w:tblPrEx>
         <w:tc>
           <w:tcPr>
-            <w:tcW w:w="4680" w:type="dxa"/>
+            <w:tcW w:w="3543" w:type="dxa"/>
             <w:tcBorders>
               <w:top w:val="single" w:sz="1" w:space="0" w:color="CCCCCC"/>
               <w:left w:val="single" w:sz="1" w:space="0" w:color="CCCCCC"/>
@@ -1448,7 +1429,7 @@
         </w:tc>
         <w:tc>
           <w:tcPr>
-            <w:tcW w:w="4680" w:type="dxa"/>
+            <w:tcW w:w="5817" w:type="dxa"/>
             <w:tcBorders>
               <w:top w:val="single" w:sz="1" w:space="0" w:color="CCCCCC"/>
               <w:left w:val="single" w:sz="1" w:space="0" w:color="CCCCCC"/>
@@ -1466,19 +1447,16 @@
             <w:pPr>
               <w:spacing w:after="100"/>
             </w:pPr>
+            <w:r>
+              <w:t>OK - Usar como referência apenas, construir em html</w:t>
+            </w:r>
           </w:p>
         </w:tc>
       </w:tr>
       <w:tr>
-        <w:tblPrEx>
-          <w:tblCellMar>
-            <w:top w:w="0" w:type="dxa"/>
-            <w:bottom w:w="0" w:type="dxa"/>
-          </w:tblCellMar>
-        </w:tblPrEx>
         <w:tc>
           <w:tcPr>
-            <w:tcW w:w="4680" w:type="dxa"/>
+            <w:tcW w:w="3543" w:type="dxa"/>
             <w:tcBorders>
               <w:top w:val="single" w:sz="1" w:space="0" w:color="CCCCCC"/>
               <w:left w:val="single" w:sz="1" w:space="0" w:color="CCCCCC"/>
@@ -1508,7 +1486,7 @@
         </w:tc>
         <w:tc>
           <w:tcPr>
-            <w:tcW w:w="4680" w:type="dxa"/>
+            <w:tcW w:w="5817" w:type="dxa"/>
             <w:tcBorders>
               <w:top w:val="single" w:sz="1" w:space="0" w:color="CCCCCC"/>
               <w:left w:val="single" w:sz="1" w:space="0" w:color="CCCCCC"/>
@@ -1526,6 +1504,9 @@
             <w:pPr>
               <w:spacing w:after="100"/>
             </w:pPr>
+            <w:r>
+              <w:t>OK - Usar como referência apenas, construir em html</w:t>
+            </w:r>
           </w:p>
         </w:tc>
       </w:tr>
@@ -1572,12 +1553,6 @@
         <w:gridCol w:w="7360"/>
       </w:tblGrid>
       <w:tr>
-        <w:tblPrEx>
-          <w:tblCellMar>
-            <w:top w:w="0" w:type="dxa"/>
-            <w:bottom w:w="0" w:type="dxa"/>
-          </w:tblCellMar>
-        </w:tblPrEx>
         <w:tc>
           <w:tcPr>
             <w:tcW w:w="2000" w:type="dxa"/>
@@ -1636,12 +1611,6 @@
         </w:tc>
       </w:tr>
       <w:tr>
-        <w:tblPrEx>
-          <w:tblCellMar>
-            <w:top w:w="0" w:type="dxa"/>
-            <w:bottom w:w="0" w:type="dxa"/>
-          </w:tblCellMar>
-        </w:tblPrEx>
         <w:tc>
           <w:tcPr>
             <w:tcW w:w="2000" w:type="dxa"/>
@@ -1764,12 +1733,6 @@
         </w:tc>
       </w:tr>
       <w:tr>
-        <w:tblPrEx>
-          <w:tblCellMar>
-            <w:top w:w="0" w:type="dxa"/>
-            <w:bottom w:w="0" w:type="dxa"/>
-          </w:tblCellMar>
-        </w:tblPrEx>
         <w:tc>
           <w:tcPr>
             <w:tcW w:w="2000" w:type="dxa"/>
@@ -1893,12 +1856,6 @@
         </w:tc>
       </w:tr>
       <w:tr>
-        <w:tblPrEx>
-          <w:tblCellMar>
-            <w:top w:w="0" w:type="dxa"/>
-            <w:bottom w:w="0" w:type="dxa"/>
-          </w:tblCellMar>
-        </w:tblPrEx>
         <w:tc>
           <w:tcPr>
             <w:tcW w:w="2000" w:type="dxa"/>
@@ -2033,12 +1990,6 @@
         </w:tc>
       </w:tr>
       <w:tr>
-        <w:tblPrEx>
-          <w:tblCellMar>
-            <w:top w:w="0" w:type="dxa"/>
-            <w:bottom w:w="0" w:type="dxa"/>
-          </w:tblCellMar>
-        </w:tblPrEx>
         <w:tc>
           <w:tcPr>
             <w:tcW w:w="2000" w:type="dxa"/>
